--- a/Symmetric_FMEI_Companion_Code.docx
+++ b/Symmetric_FMEI_Companion_Code.docx
@@ -39,30 +39,7 @@
         </w:rPr>
       </w:pPr>
       <w:r>
-        <w:rPr>
-          <w:rFonts w:ascii="Times New Roman" w:eastAsia="Times New Roman" w:hAnsi="Times New Roman" w:cs="Times New Roman"/>
-          <w:kern w:val="0"/>
-          <w14:ligatures w14:val="none"/>
-        </w:rPr>
-        <w:t xml:space="preserve">The file is ~420 lines of pure standard-library Python, </w:t>
-      </w:r>
-      <w:proofErr w:type="spellStart"/>
-      <w:r>
-        <w:rPr>
-          <w:rFonts w:ascii="Times New Roman" w:eastAsia="Times New Roman" w:hAnsi="Times New Roman" w:cs="Times New Roman"/>
-          <w:kern w:val="0"/>
-          <w14:ligatures w14:val="none"/>
-        </w:rPr>
-        <w:t>organised</w:t>
-      </w:r>
-      <w:proofErr w:type="spellEnd"/>
-      <w:r>
-        <w:rPr>
-          <w:rFonts w:ascii="Times New Roman" w:eastAsia="Times New Roman" w:hAnsi="Times New Roman" w:cs="Times New Roman"/>
-          <w:kern w:val="0"/>
-          <w14:ligatures w14:val="none"/>
-        </w:rPr>
-        <w:t xml:space="preserve"> into 13 numbered sections that map directly onto paper results.</w:t>
+        <w:t>The file is ~420 lines of pure standard-library Python, organised into 13 numbered sections that map directly onto the current paper numbering in the latest LaTeX source.</w:t>
       </w:r>
     </w:p>
     <w:p>
@@ -460,21 +437,8 @@
             <w:hideMark/>
           </w:tcPr>
           <w:p>
-            <w:pPr>
-              <w:spacing w:after="0" w:line="240" w:lineRule="auto"/>
-              <w:rPr>
-                <w:rFonts w:ascii="Times New Roman" w:eastAsia="Times New Roman" w:hAnsi="Times New Roman" w:cs="Times New Roman"/>
-                <w:kern w:val="0"/>
-                <w14:ligatures w14:val="none"/>
-              </w:rPr>
-            </w:pPr>
-            <w:r>
-              <w:rPr>
-                <w:rFonts w:ascii="Times New Roman" w:eastAsia="Times New Roman" w:hAnsi="Times New Roman" w:cs="Times New Roman"/>
-                <w:kern w:val="0"/>
-                <w14:ligatures w14:val="none"/>
-              </w:rPr>
-              <w:t>Prop 3.1</w:t>
+            <w:r>
+              <w:t>Prop. 3.1</w:t>
             </w:r>
           </w:p>
         </w:tc>
@@ -618,31 +582,8 @@
             <w:hideMark/>
           </w:tcPr>
           <w:p>
-            <w:pPr>
-              <w:spacing w:after="0" w:line="240" w:lineRule="auto"/>
-              <w:rPr>
-                <w:rFonts w:ascii="Times New Roman" w:eastAsia="Times New Roman" w:hAnsi="Times New Roman" w:cs="Times New Roman"/>
-                <w:kern w:val="0"/>
-                <w14:ligatures w14:val="none"/>
-              </w:rPr>
-            </w:pPr>
-            <w:proofErr w:type="spellStart"/>
-            <w:r>
-              <w:rPr>
-                <w:rFonts w:ascii="Times New Roman" w:eastAsia="Times New Roman" w:hAnsi="Times New Roman" w:cs="Times New Roman"/>
-                <w:kern w:val="0"/>
-                <w14:ligatures w14:val="none"/>
-              </w:rPr>
-              <w:t>Thm</w:t>
-            </w:r>
-            <w:proofErr w:type="spellEnd"/>
-            <w:r>
-              <w:rPr>
-                <w:rFonts w:ascii="Times New Roman" w:eastAsia="Times New Roman" w:hAnsi="Times New Roman" w:cs="Times New Roman"/>
-                <w:kern w:val="0"/>
-                <w14:ligatures w14:val="none"/>
-              </w:rPr>
-              <w:t xml:space="preserve"> 5.2</w:t>
+            <w:r>
+              <w:t>Thm. 6.5</w:t>
             </w:r>
           </w:p>
         </w:tc>
@@ -893,21 +834,8 @@
             <w:hideMark/>
           </w:tcPr>
           <w:p>
-            <w:pPr>
-              <w:spacing w:after="0" w:line="240" w:lineRule="auto"/>
-              <w:rPr>
-                <w:rFonts w:ascii="Times New Roman" w:eastAsia="Times New Roman" w:hAnsi="Times New Roman" w:cs="Times New Roman"/>
-                <w:kern w:val="0"/>
-                <w14:ligatures w14:val="none"/>
-              </w:rPr>
-            </w:pPr>
-            <w:r>
-              <w:rPr>
-                <w:rFonts w:ascii="Times New Roman" w:eastAsia="Times New Roman" w:hAnsi="Times New Roman" w:cs="Times New Roman"/>
-                <w:kern w:val="0"/>
-                <w14:ligatures w14:val="none"/>
-              </w:rPr>
-              <w:t>Lem 5.4</w:t>
+            <w:r>
+              <w:t>Lem. 6.7</w:t>
             </w:r>
           </w:p>
         </w:tc>
@@ -1245,161 +1173,21 @@
             <w:hideMark/>
           </w:tcPr>
           <w:p>
-            <w:pPr>
-              <w:spacing w:after="0" w:line="240" w:lineRule="auto"/>
-              <w:rPr>
-                <w:rFonts w:ascii="Times New Roman" w:eastAsia="Times New Roman" w:hAnsi="Times New Roman" w:cs="Times New Roman"/>
-                <w:kern w:val="0"/>
-                <w14:ligatures w14:val="none"/>
-              </w:rPr>
-            </w:pPr>
-            <w:r>
-              <w:rPr>
-                <w:rFonts w:ascii="Times New Roman" w:eastAsia="Times New Roman" w:hAnsi="Times New Roman" w:cs="Times New Roman"/>
-                <w:kern w:val="0"/>
-                <w14:ligatures w14:val="none"/>
-              </w:rPr>
-              <w:t>Prop 5.4</w:t>
-            </w:r>
-          </w:p>
-        </w:tc>
-        <w:tc>
-          <w:tcPr>
-            <w:tcW w:w="0" w:type="auto"/>
-            <w:vAlign w:val="center"/>
-            <w:hideMark/>
-          </w:tcPr>
-          <w:p>
-            <w:pPr>
-              <w:spacing w:after="0" w:line="240" w:lineRule="auto"/>
-              <w:rPr>
-                <w:rFonts w:ascii="Times New Roman" w:eastAsia="Times New Roman" w:hAnsi="Times New Roman" w:cs="Times New Roman"/>
-                <w:kern w:val="0"/>
-                <w14:ligatures w14:val="none"/>
-              </w:rPr>
-            </w:pPr>
-            <m:oMath>
-              <m:r>
-                <w:rPr>
-                  <w:rFonts w:ascii="Cambria Math" w:eastAsia="Times New Roman" w:hAnsi="Cambria Math" w:cs="Times New Roman"/>
-                  <w:kern w:val="0"/>
-                  <w14:ligatures w14:val="none"/>
-                </w:rPr>
-                <m:t>M(</m:t>
-              </m:r>
-              <m:sSub>
-                <m:sSubPr>
-                  <m:ctrlPr>
-                    <w:rPr>
-                      <w:rFonts w:ascii="Cambria Math" w:eastAsia="Times New Roman" w:hAnsi="Cambria Math" w:cs="Times New Roman"/>
-                      <w:kern w:val="0"/>
-                      <w14:ligatures w14:val="none"/>
-                    </w:rPr>
-                  </m:ctrlPr>
-                </m:sSubPr>
-                <m:e>
-                  <m:r>
-                    <w:rPr>
-                      <w:rFonts w:ascii="Cambria Math" w:eastAsia="Times New Roman" w:hAnsi="Cambria Math" w:cs="Times New Roman"/>
-                      <w:kern w:val="0"/>
-                      <w14:ligatures w14:val="none"/>
-                    </w:rPr>
-                    <m:t>S</m:t>
-                  </m:r>
-                </m:e>
-                <m:sub>
-                  <m:r>
-                    <w:rPr>
-                      <w:rFonts w:ascii="Cambria Math" w:eastAsia="Times New Roman" w:hAnsi="Cambria Math" w:cs="Times New Roman"/>
-                      <w:kern w:val="0"/>
-                      <w14:ligatures w14:val="none"/>
-                    </w:rPr>
-                    <m:t>d,n</m:t>
-                  </m:r>
-                </m:sub>
-              </m:sSub>
-              <m:r>
-                <w:rPr>
-                  <w:rFonts w:ascii="Cambria Math" w:eastAsia="Times New Roman" w:hAnsi="Cambria Math" w:cs="Times New Roman"/>
-                  <w:kern w:val="0"/>
-                  <w14:ligatures w14:val="none"/>
-                </w:rPr>
-                <m:t>)=</m:t>
-              </m:r>
-              <m:r>
-                <m:rPr>
-                  <m:sty m:val="p"/>
-                </m:rPr>
-                <w:rPr>
-                  <w:rFonts w:ascii="Cambria Math" w:eastAsia="Times New Roman" w:hAnsi="Cambria Math" w:cs="Times New Roman"/>
-                  <w:kern w:val="0"/>
-                  <w14:ligatures w14:val="none"/>
-                </w:rPr>
-                <m:t>max</m:t>
-              </m:r>
-              <m:r>
-                <w:rPr>
-                  <w:rFonts w:ascii="Cambria Math" w:eastAsia="Times New Roman" w:hAnsi="Cambria Math" w:cs="Times New Roman"/>
-                  <w:kern w:val="0"/>
-                  <w14:ligatures w14:val="none"/>
-                </w:rPr>
-                <m:t>⁡(∣W(0)∣,∣W(n)∣)</m:t>
-              </m:r>
-            </m:oMath>
-            <w:r>
-              <w:rPr>
-                <w:rFonts w:ascii="Times New Roman" w:eastAsia="Times New Roman" w:hAnsi="Times New Roman" w:cs="Times New Roman"/>
-                <w:kern w:val="0"/>
-                <w14:ligatures w14:val="none"/>
-              </w:rPr>
-              <w:t xml:space="preserve">for </w:t>
-            </w:r>
-            <w:proofErr w:type="gramStart"/>
-            <w:r>
-              <w:rPr>
-                <w:rFonts w:ascii="Times New Roman" w:eastAsia="Times New Roman" w:hAnsi="Times New Roman" w:cs="Times New Roman"/>
-                <w:kern w:val="0"/>
-                <w14:ligatures w14:val="none"/>
-              </w:rPr>
-              <w:t>single-degree</w:t>
-            </w:r>
-            <w:proofErr w:type="gramEnd"/>
-            <w:r>
-              <w:rPr>
-                <w:rFonts w:ascii="Times New Roman" w:eastAsia="Times New Roman" w:hAnsi="Times New Roman" w:cs="Times New Roman"/>
-                <w:kern w:val="0"/>
-                <w14:ligatures w14:val="none"/>
-              </w:rPr>
-              <w:t xml:space="preserve">, </w:t>
-            </w:r>
-            <m:oMath>
-              <m:r>
-                <w:rPr>
-                  <w:rFonts w:ascii="Cambria Math" w:eastAsia="Times New Roman" w:hAnsi="Cambria Math" w:cs="Times New Roman"/>
-                  <w:kern w:val="0"/>
-                  <w14:ligatures w14:val="none"/>
-                </w:rPr>
-                <m:t>d≤11</m:t>
-              </m:r>
-            </m:oMath>
-            <w:r>
-              <w:rPr>
-                <w:rFonts w:ascii="Times New Roman" w:eastAsia="Times New Roman" w:hAnsi="Times New Roman" w:cs="Times New Roman"/>
-                <w:kern w:val="0"/>
-                <w14:ligatures w14:val="none"/>
-              </w:rPr>
-              <w:t xml:space="preserve">, even </w:t>
-            </w:r>
-            <m:oMath>
-              <m:r>
-                <w:rPr>
-                  <w:rFonts w:ascii="Cambria Math" w:eastAsia="Times New Roman" w:hAnsi="Cambria Math" w:cs="Times New Roman"/>
-                  <w:kern w:val="0"/>
-                  <w14:ligatures w14:val="none"/>
-                </w:rPr>
-                <m:t>n≤16</m:t>
-              </m:r>
-            </m:oMath>
+            <w:r>
+              <w:t>Prop. 6.9</w:t>
+            </w:r>
+          </w:p>
+        </w:tc>
+        <w:tc>
+          <w:tcPr>
+            <w:tcW w:w="0" w:type="auto"/>
+            <w:vAlign w:val="center"/>
+            <w:hideMark/>
+          </w:tcPr>
+          <w:p>
+            <w:r>
+              <w:t>For single-degree, M(S_{d,n}) ≥ max(|W_{S_{d,n}}(0)|, |W_{S_{d,n}}(n)|), for even n in the tested range.</w:t>
+            </w:r>
           </w:p>
         </w:tc>
       </w:tr>
@@ -1468,21 +1256,8 @@
             <w:hideMark/>
           </w:tcPr>
           <w:p>
-            <w:pPr>
-              <w:spacing w:after="0" w:line="240" w:lineRule="auto"/>
-              <w:rPr>
-                <w:rFonts w:ascii="Times New Roman" w:eastAsia="Times New Roman" w:hAnsi="Times New Roman" w:cs="Times New Roman"/>
-                <w:kern w:val="0"/>
-                <w14:ligatures w14:val="none"/>
-              </w:rPr>
-            </w:pPr>
-            <w:r>
-              <w:rPr>
-                <w:rFonts w:ascii="Times New Roman" w:eastAsia="Times New Roman" w:hAnsi="Times New Roman" w:cs="Times New Roman"/>
-                <w:kern w:val="0"/>
-                <w14:ligatures w14:val="none"/>
-              </w:rPr>
-              <w:t>Prop 5.5</w:t>
+            <w:r>
+              <w:t>Prop. 6.3</w:t>
             </w:r>
           </w:p>
         </w:tc>
@@ -1897,21 +1672,8 @@
             <w:hideMark/>
           </w:tcPr>
           <w:p>
-            <w:pPr>
-              <w:spacing w:after="0" w:line="240" w:lineRule="auto"/>
-              <w:rPr>
-                <w:rFonts w:ascii="Times New Roman" w:eastAsia="Times New Roman" w:hAnsi="Times New Roman" w:cs="Times New Roman"/>
-                <w:kern w:val="0"/>
-                <w14:ligatures w14:val="none"/>
-              </w:rPr>
-            </w:pPr>
-            <w:r>
-              <w:rPr>
-                <w:rFonts w:ascii="Times New Roman" w:eastAsia="Times New Roman" w:hAnsi="Times New Roman" w:cs="Times New Roman"/>
-                <w:kern w:val="0"/>
-                <w14:ligatures w14:val="none"/>
-              </w:rPr>
-              <w:t>Prop 6.1</w:t>
+            <w:r>
+              <w:t>Prop. 7.1</w:t>
             </w:r>
           </w:p>
         </w:tc>
@@ -2104,21 +1866,8 @@
             <w:hideMark/>
           </w:tcPr>
           <w:p>
-            <w:pPr>
-              <w:spacing w:after="0" w:line="240" w:lineRule="auto"/>
-              <w:rPr>
-                <w:rFonts w:ascii="Times New Roman" w:eastAsia="Times New Roman" w:hAnsi="Times New Roman" w:cs="Times New Roman"/>
-                <w:kern w:val="0"/>
-                <w14:ligatures w14:val="none"/>
-              </w:rPr>
-            </w:pPr>
-            <w:r>
-              <w:rPr>
-                <w:rFonts w:ascii="Times New Roman" w:eastAsia="Times New Roman" w:hAnsi="Times New Roman" w:cs="Times New Roman"/>
-                <w:kern w:val="0"/>
-                <w14:ligatures w14:val="none"/>
-              </w:rPr>
-              <w:t>Lem 7.1</w:t>
+            <w:r>
+              <w:t>Lem. 8.1</w:t>
             </w:r>
           </w:p>
         </w:tc>
@@ -2345,145 +2094,20 @@
             <w:hideMark/>
           </w:tcPr>
           <w:p>
-            <w:pPr>
-              <w:spacing w:after="0" w:line="240" w:lineRule="auto"/>
-              <w:rPr>
-                <w:rFonts w:ascii="Times New Roman" w:eastAsia="Times New Roman" w:hAnsi="Times New Roman" w:cs="Times New Roman"/>
-                <w:kern w:val="0"/>
-                <w14:ligatures w14:val="none"/>
-              </w:rPr>
-            </w:pPr>
-            <w:r>
-              <w:rPr>
-                <w:rFonts w:ascii="Times New Roman" w:eastAsia="Times New Roman" w:hAnsi="Times New Roman" w:cs="Times New Roman"/>
-                <w:kern w:val="0"/>
-                <w14:ligatures w14:val="none"/>
-              </w:rPr>
-              <w:t>Prop 7.3</w:t>
-            </w:r>
-          </w:p>
-        </w:tc>
-        <w:tc>
-          <w:tcPr>
-            <w:tcW w:w="0" w:type="auto"/>
-            <w:vAlign w:val="center"/>
-            <w:hideMark/>
-          </w:tcPr>
-          <w:p>
-            <w:pPr>
-              <w:spacing w:after="0" w:line="240" w:lineRule="auto"/>
-              <w:rPr>
-                <w:rFonts w:ascii="Times New Roman" w:eastAsia="Times New Roman" w:hAnsi="Times New Roman" w:cs="Times New Roman"/>
-                <w:kern w:val="0"/>
-                <w14:ligatures w14:val="none"/>
-              </w:rPr>
-            </w:pPr>
-            <m:oMath>
-              <m:r>
-                <m:rPr>
-                  <m:sty m:val="p"/>
-                </m:rPr>
-                <w:rPr>
-                  <w:rFonts w:ascii="Cambria Math" w:eastAsia="Times New Roman" w:hAnsi="Cambria Math" w:cs="Times New Roman"/>
-                  <w:kern w:val="0"/>
-                  <w14:ligatures w14:val="none"/>
-                </w:rPr>
-                <m:t>max</m:t>
-              </m:r>
-              <m:r>
-                <w:rPr>
-                  <w:rFonts w:ascii="Cambria Math" w:eastAsia="Times New Roman" w:hAnsi="Cambria Math" w:cs="Times New Roman"/>
-                  <w:kern w:val="0"/>
-                  <w14:ligatures w14:val="none"/>
-                </w:rPr>
-                <m:t>⁡(∣W(0)∣,∣W(n)∣)≥</m:t>
-              </m:r>
-              <m:sSup>
-                <m:sSupPr>
-                  <m:ctrlPr>
-                    <w:rPr>
-                      <w:rFonts w:ascii="Cambria Math" w:eastAsia="Times New Roman" w:hAnsi="Cambria Math" w:cs="Times New Roman"/>
-                      <w:kern w:val="0"/>
-                      <w14:ligatures w14:val="none"/>
-                    </w:rPr>
-                  </m:ctrlPr>
-                </m:sSupPr>
-                <m:e>
-                  <m:r>
-                    <w:rPr>
-                      <w:rFonts w:ascii="Cambria Math" w:eastAsia="Times New Roman" w:hAnsi="Cambria Math" w:cs="Times New Roman"/>
-                      <w:kern w:val="0"/>
-                      <w14:ligatures w14:val="none"/>
-                    </w:rPr>
-                    <m:t>2</m:t>
-                  </m:r>
-                </m:e>
-                <m:sup>
-                  <m:r>
-                    <w:rPr>
-                      <w:rFonts w:ascii="Cambria Math" w:eastAsia="Times New Roman" w:hAnsi="Cambria Math" w:cs="Times New Roman"/>
-                      <w:kern w:val="0"/>
-                      <w14:ligatures w14:val="none"/>
-                    </w:rPr>
-                    <m:t>-</m:t>
-                  </m:r>
-                  <m:r>
-                    <m:rPr>
-                      <m:nor/>
-                    </m:rPr>
-                    <w:rPr>
-                      <w:rFonts w:ascii="Times New Roman" w:eastAsia="Times New Roman" w:hAnsi="Times New Roman" w:cs="Times New Roman"/>
-                      <w:kern w:val="0"/>
-                      <w14:ligatures w14:val="none"/>
-                    </w:rPr>
-                    <m:t>Inf</m:t>
-                  </m:r>
-                </m:sup>
-              </m:sSup>
-            </m:oMath>
-            <w:r>
-              <w:rPr>
-                <w:rFonts w:ascii="Times New Roman" w:eastAsia="Times New Roman" w:hAnsi="Times New Roman" w:cs="Times New Roman"/>
-                <w:kern w:val="0"/>
-                <w14:ligatures w14:val="none"/>
-              </w:rPr>
-              <w:t xml:space="preserve">for </w:t>
-            </w:r>
-            <m:oMath>
-              <m:r>
-                <w:rPr>
-                  <w:rFonts w:ascii="Cambria Math" w:eastAsia="Times New Roman" w:hAnsi="Cambria Math" w:cs="Times New Roman"/>
-                  <w:kern w:val="0"/>
-                  <w14:ligatures w14:val="none"/>
-                </w:rPr>
-                <m:t>d≤20</m:t>
-              </m:r>
-            </m:oMath>
-            <w:r>
-              <w:rPr>
-                <w:rFonts w:ascii="Times New Roman" w:eastAsia="Times New Roman" w:hAnsi="Times New Roman" w:cs="Times New Roman"/>
-                <w:kern w:val="0"/>
-                <w14:ligatures w14:val="none"/>
-              </w:rPr>
-              <w:t xml:space="preserve">, even </w:t>
-            </w:r>
-            <m:oMath>
-              <m:r>
-                <w:rPr>
-                  <w:rFonts w:ascii="Cambria Math" w:eastAsia="Times New Roman" w:hAnsi="Cambria Math" w:cs="Times New Roman"/>
-                  <w:kern w:val="0"/>
-                  <w14:ligatures w14:val="none"/>
-                </w:rPr>
-                <m:t>n≤50</m:t>
-              </m:r>
-            </m:oMath>
-            <w:r>
-              <w:rPr>
-                <w:rFonts w:ascii="Times New Roman" w:eastAsia="Times New Roman" w:hAnsi="Times New Roman" w:cs="Times New Roman"/>
-                <w:kern w:val="0"/>
-                <w14:ligatures w14:val="none"/>
-              </w:rPr>
-              <w:t xml:space="preserve">, in the Case B range </w:t>
+            <w:r>
+              <w:t>Prop. 8.3</w:t>
+            </w:r>
+          </w:p>
+        </w:tc>
+        <w:tc>
+          <w:tcPr>
+            <w:tcW w:w="0" w:type="auto"/>
+            <w:vAlign w:val="center"/>
+            <w:hideMark/>
+          </w:tcPr>
+          <w:p>
+            <w:r>
+              <w:t>For d ≤ 20 and even n ≤ 50, in the Case B range 1/2 &lt; Inf &lt; n/2.</w:t>
             </w:r>
           </w:p>
         </w:tc>
@@ -2551,21 +2175,8 @@
             <w:hideMark/>
           </w:tcPr>
           <w:p>
-            <w:pPr>
-              <w:spacing w:after="0" w:line="240" w:lineRule="auto"/>
-              <w:rPr>
-                <w:rFonts w:ascii="Times New Roman" w:eastAsia="Times New Roman" w:hAnsi="Times New Roman" w:cs="Times New Roman"/>
-                <w:kern w:val="0"/>
-                <w14:ligatures w14:val="none"/>
-              </w:rPr>
-            </w:pPr>
-            <w:r>
-              <w:rPr>
-                <w:rFonts w:ascii="Times New Roman" w:eastAsia="Times New Roman" w:hAnsi="Times New Roman" w:cs="Times New Roman"/>
-                <w:kern w:val="0"/>
-                <w14:ligatures w14:val="none"/>
-              </w:rPr>
-              <w:t>Prop SD-comp</w:t>
+            <w:r>
+              <w:t>Prop. 6.15</w:t>
             </w:r>
           </w:p>
         </w:tc>
@@ -2688,31 +2299,8 @@
             <w:hideMark/>
           </w:tcPr>
           <w:p>
-            <w:pPr>
-              <w:spacing w:after="0" w:line="240" w:lineRule="auto"/>
-              <w:rPr>
-                <w:rFonts w:ascii="Times New Roman" w:eastAsia="Times New Roman" w:hAnsi="Times New Roman" w:cs="Times New Roman"/>
-                <w:kern w:val="0"/>
-                <w14:ligatures w14:val="none"/>
-              </w:rPr>
-            </w:pPr>
-            <w:proofErr w:type="spellStart"/>
-            <w:r>
-              <w:rPr>
-                <w:rFonts w:ascii="Times New Roman" w:eastAsia="Times New Roman" w:hAnsi="Times New Roman" w:cs="Times New Roman"/>
-                <w:kern w:val="0"/>
-                <w14:ligatures w14:val="none"/>
-              </w:rPr>
-              <w:t>Thm</w:t>
-            </w:r>
-            <w:proofErr w:type="spellEnd"/>
-            <w:r>
-              <w:rPr>
-                <w:rFonts w:ascii="Times New Roman" w:eastAsia="Times New Roman" w:hAnsi="Times New Roman" w:cs="Times New Roman"/>
-                <w:kern w:val="0"/>
-                <w14:ligatures w14:val="none"/>
-              </w:rPr>
-              <w:t xml:space="preserve"> 8.1 Case (iii)</w:t>
+            <w:r>
+              <w:t>Prop. 9.10</w:t>
             </w:r>
           </w:p>
         </w:tc>
@@ -2956,20 +2544,7 @@
             <w:hideMark/>
           </w:tcPr>
           <w:p>
-            <w:pPr>
-              <w:spacing w:after="0" w:line="240" w:lineRule="auto"/>
-              <w:rPr>
-                <w:rFonts w:ascii="Times New Roman" w:eastAsia="Times New Roman" w:hAnsi="Times New Roman" w:cs="Times New Roman"/>
-                <w:kern w:val="0"/>
-                <w14:ligatures w14:val="none"/>
-              </w:rPr>
-            </w:pPr>
-            <w:r>
-              <w:rPr>
-                <w:rFonts w:ascii="Times New Roman" w:eastAsia="Times New Roman" w:hAnsi="Times New Roman" w:cs="Times New Roman"/>
-                <w:kern w:val="0"/>
-                <w14:ligatures w14:val="none"/>
-              </w:rPr>
+            <w:r>
               <w:t>Table 1</w:t>
             </w:r>
           </w:p>
@@ -2981,50 +2556,9 @@
             <w:hideMark/>
           </w:tcPr>
           <w:p>
-            <w:pPr>
-              <w:spacing w:after="0" w:line="240" w:lineRule="auto"/>
-              <w:rPr>
-                <w:rFonts w:ascii="Times New Roman" w:eastAsia="Times New Roman" w:hAnsi="Times New Roman" w:cs="Times New Roman"/>
-                <w:kern w:val="0"/>
-                <w14:ligatures w14:val="none"/>
-              </w:rPr>
-            </w:pPr>
-            <w:r>
-              <w:rPr>
-                <w:rFonts w:ascii="Times New Roman" w:eastAsia="Times New Roman" w:hAnsi="Times New Roman" w:cs="Times New Roman"/>
-                <w:kern w:val="0"/>
-                <w14:ligatures w14:val="none"/>
-              </w:rPr>
-              <w:t xml:space="preserve">Minimum bias ratio for </w:t>
-            </w:r>
-            <m:oMath>
-              <m:r>
-                <w:rPr>
-                  <w:rFonts w:ascii="Cambria Math" w:eastAsia="Times New Roman" w:hAnsi="Cambria Math" w:cs="Times New Roman"/>
-                  <w:kern w:val="0"/>
-                  <w14:ligatures w14:val="none"/>
-                </w:rPr>
-                <m:t>d=3,…,12</m:t>
-              </m:r>
-            </m:oMath>
-            <w:r>
-              <w:rPr>
-                <w:rFonts w:ascii="Times New Roman" w:eastAsia="Times New Roman" w:hAnsi="Times New Roman" w:cs="Times New Roman"/>
-                <w:kern w:val="0"/>
-                <w14:ligatures w14:val="none"/>
-              </w:rPr>
-              <w:t xml:space="preserve">over </w:t>
-            </w:r>
-            <m:oMath>
-              <m:r>
-                <w:rPr>
-                  <w:rFonts w:ascii="Cambria Math" w:eastAsia="Times New Roman" w:hAnsi="Cambria Math" w:cs="Times New Roman"/>
-                  <w:kern w:val="0"/>
-                  <w14:ligatures w14:val="none"/>
-                </w:rPr>
-                <m:t>n≤50</m:t>
-              </m:r>
-            </m:oMath>
+            <w:r>
+              <w:t>Minimum bias ratio over d = 3, …, 20.</w:t>
+            </w:r>
           </w:p>
         </w:tc>
       </w:tr>
@@ -3093,21 +2627,8 @@
             <w:hideMark/>
           </w:tcPr>
           <w:p>
-            <w:pPr>
-              <w:spacing w:after="0" w:line="240" w:lineRule="auto"/>
-              <w:rPr>
-                <w:rFonts w:ascii="Times New Roman" w:eastAsia="Times New Roman" w:hAnsi="Times New Roman" w:cs="Times New Roman"/>
-                <w:kern w:val="0"/>
-                <w14:ligatures w14:val="none"/>
-              </w:rPr>
-            </w:pPr>
-            <w:r>
-              <w:rPr>
-                <w:rFonts w:ascii="Times New Roman" w:eastAsia="Times New Roman" w:hAnsi="Times New Roman" w:cs="Times New Roman"/>
-                <w:kern w:val="0"/>
-                <w14:ligatures w14:val="none"/>
-              </w:rPr>
-              <w:t>Prop 5.7</w:t>
+            <w:r>
+              <w:t>Prop. 6.19</w:t>
             </w:r>
           </w:p>
         </w:tc>
@@ -3383,20 +2904,7 @@
             <w:hideMark/>
           </w:tcPr>
           <w:p>
-            <w:pPr>
-              <w:spacing w:after="0" w:line="240" w:lineRule="auto"/>
-              <w:rPr>
-                <w:rFonts w:ascii="Times New Roman" w:eastAsia="Times New Roman" w:hAnsi="Times New Roman" w:cs="Times New Roman"/>
-                <w:kern w:val="0"/>
-                <w14:ligatures w14:val="none"/>
-              </w:rPr>
-            </w:pPr>
-            <w:r>
-              <w:rPr>
-                <w:rFonts w:ascii="Times New Roman" w:eastAsia="Times New Roman" w:hAnsi="Times New Roman" w:cs="Times New Roman"/>
-                <w:kern w:val="0"/>
-                <w14:ligatures w14:val="none"/>
-              </w:rPr>
+            <w:r>
               <w:t>Multi-degree discussion</w:t>
             </w:r>
           </w:p>
